--- a/docs/kinetik/rfc-003-to-be.docx
+++ b/docs/kinetik/rfc-003-to-be.docx
@@ -28,7 +28,7 @@
         </w:p>
       </w:sdtContent>
     </w:sdt>
-    <w:bookmarkStart w:id="23" w:name="X05ea593dad248612659051e8961112fcd64a96a"/>
+    <w:bookmarkStart w:id="29" w:name="X05ea593dad248612659051e8961112fcd64a96a"/>
     <w:p>
       <w:pPr>
         <w:pStyle w:val="Heading1"/>
@@ -427,7 +427,7 @@
       </w:r>
     </w:p>
     <w:bookmarkEnd w:id="9"/>
-    <w:bookmarkStart w:id="10" w:name="bentuk-akhir-gambaran"/>
+    <w:bookmarkStart w:id="13" w:name="bentuk-akhir-gambaran"/>
     <w:p>
       <w:pPr>
         <w:pStyle w:val="Heading2"/>
@@ -438,112 +438,49 @@
     </w:p>
     <w:p>
       <w:pPr>
-        <w:pStyle w:val="SourceCode"/>
-      </w:pPr>
-      <w:r>
-        <w:rPr>
-          <w:rStyle w:val="VerbatimChar"/>
-        </w:rPr>
-        <w:t xml:space="preserve">flowchart TB</w:t>
-      </w:r>
-      <w:r>
-        <w:br/>
-      </w:r>
-      <w:r>
-        <w:rPr>
-          <w:rStyle w:val="VerbatimChar"/>
-        </w:rPr>
-        <w:t xml:space="preserve">  KIP[/"kipApp (eksternal)"/]</w:t>
-      </w:r>
-      <w:r>
-        <w:br/>
-      </w:r>
-      <w:r>
-        <w:rPr>
-          <w:rStyle w:val="VerbatimChar"/>
-        </w:rPr>
-        <w:t xml:space="preserve">  subgraph ACQ["Akuisisi data (§3 — keputusan inti)"]</w:t>
-      </w:r>
-      <w:r>
-        <w:br/>
-      </w:r>
-      <w:r>
-        <w:rPr>
-          <w:rStyle w:val="VerbatimChar"/>
-        </w:rPr>
-        <w:t xml:space="preserve">    A1["A. API call langsung\n(server → kipApp, token/creds)"]</w:t>
-      </w:r>
-      <w:r>
-        <w:br/>
-      </w:r>
-      <w:r>
-        <w:rPr>
-          <w:rStyle w:val="VerbatimChar"/>
-        </w:rPr>
-        <w:t xml:space="preserve">    A2["B. Scraping harian\n(admin → dump JSON → import)"]</w:t>
-      </w:r>
-      <w:r>
-        <w:br/>
-      </w:r>
-      <w:r>
-        <w:rPr>
-          <w:rStyle w:val="VerbatimChar"/>
-        </w:rPr>
-        <w:t xml:space="preserve">  end</w:t>
-      </w:r>
-      <w:r>
-        <w:br/>
-      </w:r>
-      <w:r>
-        <w:rPr>
-          <w:rStyle w:val="VerbatimChar"/>
-        </w:rPr>
-        <w:t xml:space="preserve">  KIP --&gt; A1</w:t>
-      </w:r>
-      <w:r>
-        <w:br/>
-      </w:r>
-      <w:r>
-        <w:rPr>
-          <w:rStyle w:val="VerbatimChar"/>
-        </w:rPr>
-        <w:t xml:space="preserve">  KIP --&gt; A2</w:t>
-      </w:r>
-      <w:r>
-        <w:br/>
-      </w:r>
-      <w:r>
-        <w:rPr>
-          <w:rStyle w:val="VerbatimChar"/>
-        </w:rPr>
-        <w:t xml:space="preserve">  A1 &amp; A2 --&gt; STG[("staging: kip_activities + master mirror")]</w:t>
-      </w:r>
-      <w:r>
-        <w:br/>
-      </w:r>
-      <w:r>
-        <w:rPr>
-          <w:rStyle w:val="VerbatimChar"/>
-        </w:rPr>
-        <w:t xml:space="preserve">  STG --&gt; CLAIM["Claim → activity_claims"]</w:t>
-      </w:r>
-      <w:r>
-        <w:br/>
-      </w:r>
-      <w:r>
-        <w:rPr>
-          <w:rStyle w:val="VerbatimChar"/>
-        </w:rPr>
-        <w:t xml:space="preserve">  CLAIM --&gt; PA["Pilar A — Pelaporan\nFinalize/Promote (dokumen rapat)"]</w:t>
-      </w:r>
-      <w:r>
-        <w:br/>
-      </w:r>
-      <w:r>
-        <w:rPr>
-          <w:rStyle w:val="VerbatimChar"/>
-        </w:rPr>
-        <w:t xml:space="preserve">  CLAIM --&gt; PB["Pilar B — Pemantauan\nbeban kerja &amp; akuntabilitas"]</w:t>
+        <w:pStyle w:val="FirstParagraph"/>
+      </w:pPr>
+      <w:r>
+        <w:drawing>
+          <wp:inline>
+            <wp:extent cx="5334000" cy="5480359"/>
+            <wp:effectExtent b="0" l="0" r="0" t="0"/>
+            <wp:docPr descr="" title="" id="11" name="Picture"/>
+            <a:graphic>
+              <a:graphicData uri="http://schemas.openxmlformats.org/drawingml/2006/picture">
+                <pic:pic>
+                  <pic:nvPicPr>
+                    <pic:cNvPr descr="diagrams/rfc-003-to-be-1.png" id="12" name="Picture"/>
+                    <pic:cNvPicPr>
+                      <a:picLocks noChangeArrowheads="1" noChangeAspect="1"/>
+                    </pic:cNvPicPr>
+                  </pic:nvPicPr>
+                  <pic:blipFill>
+                    <a:blip r:embed="rId10"/>
+                    <a:stretch>
+                      <a:fillRect/>
+                    </a:stretch>
+                  </pic:blipFill>
+                  <pic:spPr bwMode="auto">
+                    <a:xfrm>
+                      <a:off x="0" y="0"/>
+                      <a:ext cx="5334000" cy="5480359"/>
+                    </a:xfrm>
+                    <a:prstGeom prst="rect">
+                      <a:avLst/>
+                    </a:prstGeom>
+                    <a:noFill/>
+                    <a:ln w="9525">
+                      <a:noFill/>
+                      <a:headEnd/>
+                      <a:tailEnd/>
+                    </a:ln>
+                  </pic:spPr>
+                </pic:pic>
+              </a:graphicData>
+            </a:graphic>
+          </wp:inline>
+        </w:drawing>
       </w:r>
     </w:p>
     <w:p>
@@ -553,8 +490,8 @@
         </w:pict>
       </w:r>
     </w:p>
-    <w:bookmarkEnd w:id="10"/>
-    <w:bookmarkStart w:id="16" w:name="X06885971c8ffd6b2a92c9f5c83948a760129d96"/>
+    <w:bookmarkEnd w:id="13"/>
+    <w:bookmarkStart w:id="22" w:name="X06885971c8ffd6b2a92c9f5c83948a760129d96"/>
     <w:p>
       <w:pPr>
         <w:pStyle w:val="Heading2"/>
@@ -643,7 +580,7 @@
         <w:t xml:space="preserve">.</w:t>
       </w:r>
     </w:p>
-    <w:bookmarkStart w:id="11" w:name="X07218943cd9e5a342a307c72bc12fd2c1210a82"/>
+    <w:bookmarkStart w:id="14" w:name="X07218943cd9e5a342a307c72bc12fd2c1210a82"/>
     <w:p>
       <w:pPr>
         <w:pStyle w:val="Heading3"/>
@@ -954,8 +891,8 @@
         <w:t xml:space="preserve">saat sync berjalan.</w:t>
       </w:r>
     </w:p>
-    <w:bookmarkEnd w:id="11"/>
-    <w:bookmarkStart w:id="12" w:name="X98461948a9144c79adb59d79dbd252e86d869a2"/>
+    <w:bookmarkEnd w:id="14"/>
+    <w:bookmarkStart w:id="15" w:name="X98461948a9144c79adb59d79dbd252e86d869a2"/>
     <w:p>
       <w:pPr>
         <w:pStyle w:val="Heading3"/>
@@ -1396,8 +1333,8 @@
         <w:t xml:space="preserve">scrape.</w:t>
       </w:r>
     </w:p>
-    <w:bookmarkEnd w:id="12"/>
-    <w:bookmarkStart w:id="13" w:name="perbandingan-ringkas"/>
+    <w:bookmarkEnd w:id="15"/>
+    <w:bookmarkStart w:id="16" w:name="perbandingan-ringkas"/>
     <w:p>
       <w:pPr>
         <w:pStyle w:val="Heading3"/>
@@ -1702,8 +1639,8 @@
         </w:tc>
       </w:tr>
     </w:tbl>
-    <w:bookmarkEnd w:id="13"/>
-    <w:bookmarkStart w:id="14" w:name="rekomendasi-hybrid-condong-ke-a"/>
+    <w:bookmarkEnd w:id="16"/>
+    <w:bookmarkStart w:id="20" w:name="rekomendasi-hybrid-condong-ke-a"/>
     <w:p>
       <w:pPr>
         <w:pStyle w:val="Heading3"/>
@@ -2021,139 +1958,49 @@
     </w:p>
     <w:p>
       <w:pPr>
-        <w:pStyle w:val="SourceCode"/>
-      </w:pPr>
-      <w:r>
-        <w:rPr>
-          <w:rStyle w:val="VerbatimChar"/>
-        </w:rPr>
-        <w:t xml:space="preserve">flowchart TB</w:t>
-      </w:r>
-      <w:r>
-        <w:br/>
-      </w:r>
-      <w:r>
-        <w:rPr>
-          <w:rStyle w:val="VerbatimChar"/>
-        </w:rPr>
-        <w:t xml:space="preserve">  KIP[/"kipApp"/]</w:t>
-      </w:r>
-      <w:r>
-        <w:br/>
-      </w:r>
-      <w:r>
-        <w:rPr>
-          <w:rStyle w:val="VerbatimChar"/>
-        </w:rPr>
-        <w:t xml:space="preserve">  subgraph PRIMARY["PRIMARY — Metode A (otomatis, segar)"]</w:t>
-      </w:r>
-      <w:r>
-        <w:br/>
-      </w:r>
-      <w:r>
-        <w:rPr>
-          <w:rStyle w:val="VerbatimChar"/>
-        </w:rPr>
-        <w:t xml:space="preserve">    direction LR</w:t>
-      </w:r>
-      <w:r>
-        <w:br/>
-      </w:r>
-      <w:r>
-        <w:rPr>
-          <w:rStyle w:val="VerbatimChar"/>
-        </w:rPr>
-        <w:t xml:space="preserve">    TOK{"Token andal?"}</w:t>
-      </w:r>
-      <w:r>
-        <w:br/>
-      </w:r>
-      <w:r>
-        <w:rPr>
-          <w:rStyle w:val="VerbatimChar"/>
-        </w:rPr>
-        <w:t xml:space="preserve">    TOK --&gt;|"creds server resmi"| OK1["Cron HARIAN tanpa manusia"]</w:t>
-      </w:r>
-      <w:r>
-        <w:br/>
-      </w:r>
-      <w:r>
-        <w:rPr>
-          <w:rStyle w:val="VerbatimChar"/>
-        </w:rPr>
-        <w:t xml:space="preserve">    TOK --&gt;|"belum: token sesi ~24j"| OK2["Admin tempel token\n+ alert kedaluwarsa"]</w:t>
-      </w:r>
-      <w:r>
-        <w:br/>
-      </w:r>
-      <w:r>
-        <w:rPr>
-          <w:rStyle w:val="VerbatimChar"/>
-        </w:rPr>
-        <w:t xml:space="preserve">  end</w:t>
-      </w:r>
-      <w:r>
-        <w:br/>
-      </w:r>
-      <w:r>
-        <w:rPr>
-          <w:rStyle w:val="VerbatimChar"/>
-        </w:rPr>
-        <w:t xml:space="preserve">  subgraph SECONDARY["PELENGKAP — Metode B (lengkap, sesekali)"]</w:t>
-      </w:r>
-      <w:r>
-        <w:br/>
-      </w:r>
-      <w:r>
-        <w:rPr>
-          <w:rStyle w:val="VerbatimChar"/>
-        </w:rPr>
-        <w:t xml:space="preserve">    SCR["Admin scrape dump JSON"] --&gt; IMP["ImportKipScrapeAction\n→ refresh MASTER cascade"]</w:t>
-      </w:r>
-      <w:r>
-        <w:br/>
-      </w:r>
-      <w:r>
-        <w:rPr>
-          <w:rStyle w:val="VerbatimChar"/>
-        </w:rPr>
-        <w:t xml:space="preserve">  end</w:t>
-      </w:r>
-      <w:r>
-        <w:br/>
-      </w:r>
-      <w:r>
-        <w:rPr>
-          <w:rStyle w:val="VerbatimChar"/>
-        </w:rPr>
-        <w:t xml:space="preserve">  KIP --&gt;|kegiatan harian| PRIMARY</w:t>
-      </w:r>
-      <w:r>
-        <w:br/>
-      </w:r>
-      <w:r>
-        <w:rPr>
-          <w:rStyle w:val="VerbatimChar"/>
-        </w:rPr>
-        <w:t xml:space="preserve">  KIP --&gt;|master penuh: Tim/Projek/Anggota/IKU/RK/IKI| SECONDARY</w:t>
-      </w:r>
-      <w:r>
-        <w:br/>
-      </w:r>
-      <w:r>
-        <w:rPr>
-          <w:rStyle w:val="VerbatimChar"/>
-        </w:rPr>
-        <w:t xml:space="preserve">  PRIMARY --&gt; DB[("kip_activities + master mirror")]</w:t>
-      </w:r>
-      <w:r>
-        <w:br/>
-      </w:r>
-      <w:r>
-        <w:rPr>
-          <w:rStyle w:val="VerbatimChar"/>
-        </w:rPr>
-        <w:t xml:space="preserve">  SECONDARY --&gt; DB</w:t>
+        <w:pStyle w:val="FirstParagraph"/>
+      </w:pPr>
+      <w:r>
+        <w:drawing>
+          <wp:inline>
+            <wp:extent cx="5334000" cy="2327843"/>
+            <wp:effectExtent b="0" l="0" r="0" t="0"/>
+            <wp:docPr descr="" title="" id="18" name="Picture"/>
+            <a:graphic>
+              <a:graphicData uri="http://schemas.openxmlformats.org/drawingml/2006/picture">
+                <pic:pic>
+                  <pic:nvPicPr>
+                    <pic:cNvPr descr="diagrams/rfc-003-to-be-2.png" id="19" name="Picture"/>
+                    <pic:cNvPicPr>
+                      <a:picLocks noChangeArrowheads="1" noChangeAspect="1"/>
+                    </pic:cNvPicPr>
+                  </pic:nvPicPr>
+                  <pic:blipFill>
+                    <a:blip r:embed="rId17"/>
+                    <a:stretch>
+                      <a:fillRect/>
+                    </a:stretch>
+                  </pic:blipFill>
+                  <pic:spPr bwMode="auto">
+                    <a:xfrm>
+                      <a:off x="0" y="0"/>
+                      <a:ext cx="5334000" cy="2327843"/>
+                    </a:xfrm>
+                    <a:prstGeom prst="rect">
+                      <a:avLst/>
+                    </a:prstGeom>
+                    <a:noFill/>
+                    <a:ln w="9525">
+                      <a:noFill/>
+                      <a:headEnd/>
+                      <a:tailEnd/>
+                    </a:ln>
+                  </pic:spPr>
+                </pic:pic>
+              </a:graphicData>
+            </a:graphic>
+          </wp:inline>
+        </w:drawing>
       </w:r>
     </w:p>
     <w:p>
@@ -2238,8 +2085,8 @@
         <w:t xml:space="preserve">jalur harian utama — itu memindahkan kerapuhan ke manusia.</w:t>
       </w:r>
     </w:p>
-    <w:bookmarkEnd w:id="14"/>
-    <w:bookmarkStart w:id="15" w:name="pekerjaan-yang-dihasilkan-keputusan-ini"/>
+    <w:bookmarkEnd w:id="20"/>
+    <w:bookmarkStart w:id="21" w:name="pekerjaan-yang-dihasilkan-keputusan-ini"/>
     <w:p>
       <w:pPr>
         <w:pStyle w:val="Heading3"/>
@@ -2451,9 +2298,9 @@
         </w:pict>
       </w:r>
     </w:p>
-    <w:bookmarkEnd w:id="15"/>
-    <w:bookmarkEnd w:id="16"/>
-    <w:bookmarkStart w:id="17" w:name="X7c095a179e29280665820984035acb8de0ad6c0"/>
+    <w:bookmarkEnd w:id="21"/>
+    <w:bookmarkEnd w:id="22"/>
+    <w:bookmarkStart w:id="23" w:name="X7c095a179e29280665820984035acb8de0ad6c0"/>
     <w:p>
       <w:pPr>
         <w:pStyle w:val="Heading2"/>
@@ -2766,8 +2613,8 @@
         </w:pict>
       </w:r>
     </w:p>
-    <w:bookmarkEnd w:id="17"/>
-    <w:bookmarkStart w:id="18" w:name="Xdc65246dff41be7ee23b910c10bda94b06c0398"/>
+    <w:bookmarkEnd w:id="23"/>
+    <w:bookmarkStart w:id="24" w:name="Xdc65246dff41be7ee23b910c10bda94b06c0398"/>
     <w:p>
       <w:pPr>
         <w:pStyle w:val="Heading2"/>
@@ -3010,8 +2857,8 @@
         </w:pict>
       </w:r>
     </w:p>
-    <w:bookmarkEnd w:id="18"/>
-    <w:bookmarkStart w:id="19" w:name="pj-sebagai-aktor-formal-temuan-live"/>
+    <w:bookmarkEnd w:id="24"/>
+    <w:bookmarkStart w:id="25" w:name="pj-sebagai-aktor-formal-temuan-live"/>
     <w:p>
       <w:pPr>
         <w:pStyle w:val="Heading2"/>
@@ -3161,8 +3008,8 @@
         </w:pict>
       </w:r>
     </w:p>
-    <w:bookmarkEnd w:id="19"/>
-    <w:bookmarkStart w:id="20" w:name="Xf5f01bcc49d3093fb689d441709403530a5931d"/>
+    <w:bookmarkEnd w:id="25"/>
+    <w:bookmarkStart w:id="26" w:name="Xf5f01bcc49d3093fb689d441709403530a5931d"/>
     <w:p>
       <w:pPr>
         <w:pStyle w:val="Heading2"/>
@@ -3326,8 +3173,8 @@
         </w:pict>
       </w:r>
     </w:p>
-    <w:bookmarkEnd w:id="20"/>
-    <w:bookmarkStart w:id="21" w:name="X01b05ebba6057a7ac57d131bd3b7796ad42285b"/>
+    <w:bookmarkEnd w:id="26"/>
+    <w:bookmarkStart w:id="27" w:name="X01b05ebba6057a7ac57d131bd3b7796ad42285b"/>
     <w:p>
       <w:pPr>
         <w:pStyle w:val="Heading2"/>
@@ -3625,8 +3472,8 @@
         </w:pict>
       </w:r>
     </w:p>
-    <w:bookmarkEnd w:id="21"/>
-    <w:bookmarkStart w:id="22" w:name="rollout"/>
+    <w:bookmarkEnd w:id="27"/>
+    <w:bookmarkStart w:id="28" w:name="rollout"/>
     <w:p>
       <w:pPr>
         <w:pStyle w:val="Heading2"/>
@@ -3968,8 +3815,8 @@
         <w:t xml:space="preserve">).</w:t>
       </w:r>
     </w:p>
-    <w:bookmarkEnd w:id="22"/>
-    <w:bookmarkEnd w:id="23"/>
+    <w:bookmarkEnd w:id="28"/>
+    <w:bookmarkEnd w:id="29"/>
     <w:sectPr>
       <w:footnotePr>
         <w:numRestart w:val="eachSect"/>
@@ -4907,14 +4754,6 @@
     <w:unhideWhenUsed/>
     <w:qFormat/>
     <w:tblPr>
-      <w:tblBorders>
-        <w:top w:color="999999" w:space="0" w:sz="4" w:val="single"/>
-        <w:left w:color="999999" w:space="0" w:sz="4" w:val="single"/>
-        <w:bottom w:color="999999" w:space="0" w:sz="4" w:val="single"/>
-        <w:right w:color="999999" w:space="0" w:sz="4" w:val="single"/>
-        <w:insideH w:color="999999" w:space="0" w:sz="4" w:val="single"/>
-        <w:insideV w:color="999999" w:space="0" w:sz="4" w:val="single"/>
-      </w:tblBorders>
       <w:tblInd w:type="dxa" w:w="0"/>
       <w:tblCellMar>
         <w:top w:type="dxa" w:w="0"/>
